--- a/docs/qms/evidence-2026/QMS_Word/QP-01_Quality_Policy.docx
+++ b/docs/qms/evidence-2026/QMS_Word/QP-01_Quality_Policy.docx
@@ -17,20 +17,20 @@
     </w:p>
     <w:tbl>
       <w:tblPr>
-        <w:tblW w:w="3707" w:type="dxa"/>
-        <w:jc w:val="left"/>
-        <w:tblInd w:w="0" w:type="dxa"/>
+        <w:tblW w:w="2336" w:type="dxa"/>
+        <w:jc w:val="left"/>
+        <w:tblInd w:w="-7" w:type="dxa"/>
         <w:tblLayout w:type="fixed"/>
         <w:tblCellMar>
-          <w:top w:w="28" w:type="dxa"/>
-          <w:left w:w="28" w:type="dxa"/>
-          <w:bottom w:w="28" w:type="dxa"/>
-          <w:right w:w="28" w:type="dxa"/>
+          <w:top w:w="60" w:type="dxa"/>
+          <w:left w:w="60" w:type="dxa"/>
+          <w:bottom w:w="60" w:type="dxa"/>
+          <w:right w:w="60" w:type="dxa"/>
         </w:tblCellMar>
       </w:tblPr>
       <w:tblGrid>
-        <w:gridCol w:w="961"/>
-        <w:gridCol w:w="2746"/>
+        <w:gridCol w:w="995"/>
+        <w:gridCol w:w="1341"/>
       </w:tblGrid>
       <w:tr>
         <w:trPr>
@@ -38,44 +38,60 @@
         </w:trPr>
         <w:tc>
           <w:tcPr>
-            <w:tcW w:w="961" w:type="dxa"/>
-            <w:tcBorders/>
+            <w:tcW w:w="995" w:type="dxa"/>
+            <w:tcBorders>
+              <w:top w:val="single" w:sz="6" w:space="0" w:color="BFC7D5"/>
+              <w:left w:val="single" w:sz="6" w:space="0" w:color="BFC7D5"/>
+              <w:bottom w:val="single" w:sz="2" w:space="0" w:color="BFC7D5"/>
+              <w:right w:val="single" w:sz="6" w:space="0" w:color="BFC7D5"/>
+            </w:tcBorders>
+            <w:shd w:fill="1F3A5F" w:val="clear"/>
             <w:vAlign w:val="center"/>
           </w:tcPr>
           <w:p>
             <w:pPr>
               <w:pStyle w:val="TableHeading"/>
-              <w:suppressLineNumbers/>
-              <w:shd w:fill="1F3A5F" w:val="clear"/>
-              <w:bidi w:val="0"/>
-              <w:spacing w:before="0" w:after="283"/>
-              <w:jc w:val="center"/>
-              <w:rPr/>
-            </w:pPr>
-            <w:r>
-              <w:rPr/>
+              <w:bidi w:val="0"/>
+              <w:spacing w:before="0" w:after="283"/>
+              <w:jc w:val="left"/>
+              <w:rPr>
+                <w:color w:val="FFFFFF"/>
+              </w:rPr>
+            </w:pPr>
+            <w:r>
+              <w:rPr>
+                <w:color w:val="FFFFFF"/>
+              </w:rPr>
               <w:t>Field</w:t>
             </w:r>
           </w:p>
         </w:tc>
         <w:tc>
           <w:tcPr>
-            <w:tcW w:w="2746" w:type="dxa"/>
-            <w:tcBorders/>
+            <w:tcW w:w="1341" w:type="dxa"/>
+            <w:tcBorders>
+              <w:top w:val="single" w:sz="6" w:space="0" w:color="BFC7D5"/>
+              <w:left w:val="single" w:sz="2" w:space="0" w:color="BFC7D5"/>
+              <w:bottom w:val="single" w:sz="2" w:space="0" w:color="BFC7D5"/>
+              <w:right w:val="single" w:sz="6" w:space="0" w:color="BFC7D5"/>
+            </w:tcBorders>
+            <w:shd w:fill="1F3A5F" w:val="clear"/>
             <w:vAlign w:val="center"/>
           </w:tcPr>
           <w:p>
             <w:pPr>
               <w:pStyle w:val="TableHeading"/>
-              <w:suppressLineNumbers/>
-              <w:shd w:fill="1F3A5F" w:val="clear"/>
-              <w:bidi w:val="0"/>
-              <w:spacing w:before="0" w:after="283"/>
-              <w:jc w:val="center"/>
-              <w:rPr/>
-            </w:pPr>
-            <w:r>
-              <w:rPr/>
+              <w:bidi w:val="0"/>
+              <w:spacing w:before="0" w:after="283"/>
+              <w:jc w:val="left"/>
+              <w:rPr>
+                <w:color w:val="FFFFFF"/>
+              </w:rPr>
+            </w:pPr>
+            <w:r>
+              <w:rPr>
+                <w:color w:val="FFFFFF"/>
+              </w:rPr>
               <w:t>Value</w:t>
             </w:r>
           </w:p>
@@ -85,8 +101,12 @@
         <w:trPr/>
         <w:tc>
           <w:tcPr>
-            <w:tcW w:w="961" w:type="dxa"/>
-            <w:tcBorders/>
+            <w:tcW w:w="995" w:type="dxa"/>
+            <w:tcBorders>
+              <w:left w:val="single" w:sz="6" w:space="0" w:color="BFC7D5"/>
+              <w:bottom w:val="single" w:sz="2" w:space="0" w:color="BFC7D5"/>
+              <w:right w:val="single" w:sz="6" w:space="0" w:color="BFC7D5"/>
+            </w:tcBorders>
             <w:vAlign w:val="center"/>
           </w:tcPr>
           <w:p>
@@ -105,8 +125,12 @@
         </w:tc>
         <w:tc>
           <w:tcPr>
-            <w:tcW w:w="2746" w:type="dxa"/>
-            <w:tcBorders/>
+            <w:tcW w:w="1341" w:type="dxa"/>
+            <w:tcBorders>
+              <w:left w:val="single" w:sz="2" w:space="0" w:color="BFC7D5"/>
+              <w:bottom w:val="single" w:sz="2" w:space="0" w:color="BFC7D5"/>
+              <w:right w:val="single" w:sz="6" w:space="0" w:color="BFC7D5"/>
+            </w:tcBorders>
             <w:vAlign w:val="center"/>
           </w:tcPr>
           <w:p>
@@ -128,8 +152,12 @@
         <w:trPr/>
         <w:tc>
           <w:tcPr>
-            <w:tcW w:w="961" w:type="dxa"/>
-            <w:tcBorders/>
+            <w:tcW w:w="995" w:type="dxa"/>
+            <w:tcBorders>
+              <w:left w:val="single" w:sz="6" w:space="0" w:color="BFC7D5"/>
+              <w:bottom w:val="single" w:sz="2" w:space="0" w:color="BFC7D5"/>
+              <w:right w:val="single" w:sz="6" w:space="0" w:color="BFC7D5"/>
+            </w:tcBorders>
             <w:vAlign w:val="center"/>
           </w:tcPr>
           <w:p>
@@ -148,8 +176,12 @@
         </w:tc>
         <w:tc>
           <w:tcPr>
-            <w:tcW w:w="2746" w:type="dxa"/>
-            <w:tcBorders/>
+            <w:tcW w:w="1341" w:type="dxa"/>
+            <w:tcBorders>
+              <w:left w:val="single" w:sz="2" w:space="0" w:color="BFC7D5"/>
+              <w:bottom w:val="single" w:sz="2" w:space="0" w:color="BFC7D5"/>
+              <w:right w:val="single" w:sz="6" w:space="0" w:color="BFC7D5"/>
+            </w:tcBorders>
             <w:vAlign w:val="center"/>
           </w:tcPr>
           <w:p>
@@ -171,8 +203,12 @@
         <w:trPr/>
         <w:tc>
           <w:tcPr>
-            <w:tcW w:w="961" w:type="dxa"/>
-            <w:tcBorders/>
+            <w:tcW w:w="995" w:type="dxa"/>
+            <w:tcBorders>
+              <w:left w:val="single" w:sz="6" w:space="0" w:color="BFC7D5"/>
+              <w:bottom w:val="single" w:sz="2" w:space="0" w:color="BFC7D5"/>
+              <w:right w:val="single" w:sz="6" w:space="0" w:color="BFC7D5"/>
+            </w:tcBorders>
             <w:vAlign w:val="center"/>
           </w:tcPr>
           <w:p>
@@ -191,8 +227,12 @@
         </w:tc>
         <w:tc>
           <w:tcPr>
-            <w:tcW w:w="2746" w:type="dxa"/>
-            <w:tcBorders/>
+            <w:tcW w:w="1341" w:type="dxa"/>
+            <w:tcBorders>
+              <w:left w:val="single" w:sz="2" w:space="0" w:color="BFC7D5"/>
+              <w:bottom w:val="single" w:sz="2" w:space="0" w:color="BFC7D5"/>
+              <w:right w:val="single" w:sz="6" w:space="0" w:color="BFC7D5"/>
+            </w:tcBorders>
             <w:vAlign w:val="center"/>
           </w:tcPr>
           <w:p>
@@ -207,11 +247,7 @@
               <w:rPr>
                 <w:rStyle w:val="Strong"/>
               </w:rPr>
-              <w:t>DRAFT — not yet approved.</w:t>
-            </w:r>
-            <w:r>
-              <w:rPr/>
-              <w:t xml:space="preserve"> Becomes effective only when signed by top management.</w:t>
+              <w:t>APPROVED</w:t>
             </w:r>
           </w:p>
         </w:tc>
@@ -220,8 +256,12 @@
         <w:trPr/>
         <w:tc>
           <w:tcPr>
-            <w:tcW w:w="961" w:type="dxa"/>
-            <w:tcBorders/>
+            <w:tcW w:w="995" w:type="dxa"/>
+            <w:tcBorders>
+              <w:left w:val="single" w:sz="6" w:space="0" w:color="BFC7D5"/>
+              <w:bottom w:val="single" w:sz="2" w:space="0" w:color="BFC7D5"/>
+              <w:right w:val="single" w:sz="6" w:space="0" w:color="BFC7D5"/>
+            </w:tcBorders>
             <w:vAlign w:val="center"/>
           </w:tcPr>
           <w:p>
@@ -240,21 +280,25 @@
         </w:tc>
         <w:tc>
           <w:tcPr>
-            <w:tcW w:w="2746" w:type="dxa"/>
-            <w:tcBorders/>
-            <w:vAlign w:val="center"/>
-          </w:tcPr>
-          <w:p>
-            <w:pPr>
-              <w:pStyle w:val="TableContents"/>
-              <w:bidi w:val="0"/>
-              <w:spacing w:before="0" w:after="283"/>
-              <w:jc w:val="left"/>
-              <w:rPr/>
-            </w:pPr>
-            <w:r>
-              <w:rPr/>
-              <w:t>Managing Director</w:t>
+            <w:tcW w:w="1341" w:type="dxa"/>
+            <w:tcBorders>
+              <w:left w:val="single" w:sz="2" w:space="0" w:color="BFC7D5"/>
+              <w:bottom w:val="single" w:sz="2" w:space="0" w:color="BFC7D5"/>
+              <w:right w:val="single" w:sz="6" w:space="0" w:color="BFC7D5"/>
+            </w:tcBorders>
+            <w:vAlign w:val="center"/>
+          </w:tcPr>
+          <w:p>
+            <w:pPr>
+              <w:pStyle w:val="TableContents"/>
+              <w:bidi w:val="0"/>
+              <w:spacing w:before="0" w:after="283"/>
+              <w:jc w:val="left"/>
+              <w:rPr/>
+            </w:pPr>
+            <w:r>
+              <w:rPr/>
+              <w:t>Managing Director (Anita Johan)</w:t>
             </w:r>
           </w:p>
         </w:tc>
@@ -263,8 +307,12 @@
         <w:trPr/>
         <w:tc>
           <w:tcPr>
-            <w:tcW w:w="961" w:type="dxa"/>
-            <w:tcBorders/>
+            <w:tcW w:w="995" w:type="dxa"/>
+            <w:tcBorders>
+              <w:left w:val="single" w:sz="6" w:space="0" w:color="BFC7D5"/>
+              <w:bottom w:val="single" w:sz="2" w:space="0" w:color="BFC7D5"/>
+              <w:right w:val="single" w:sz="6" w:space="0" w:color="BFC7D5"/>
+            </w:tcBorders>
             <w:vAlign w:val="center"/>
           </w:tcPr>
           <w:p>
@@ -283,8 +331,369 @@
         </w:tc>
         <w:tc>
           <w:tcPr>
-            <w:tcW w:w="2746" w:type="dxa"/>
-            <w:tcBorders/>
+            <w:tcW w:w="1341" w:type="dxa"/>
+            <w:tcBorders>
+              <w:left w:val="single" w:sz="2" w:space="0" w:color="BFC7D5"/>
+              <w:bottom w:val="single" w:sz="2" w:space="0" w:color="BFC7D5"/>
+              <w:right w:val="single" w:sz="6" w:space="0" w:color="BFC7D5"/>
+            </w:tcBorders>
+            <w:vAlign w:val="center"/>
+          </w:tcPr>
+          <w:p>
+            <w:pPr>
+              <w:pStyle w:val="TableContents"/>
+              <w:bidi w:val="0"/>
+              <w:spacing w:before="0" w:after="283"/>
+              <w:jc w:val="left"/>
+              <w:rPr/>
+            </w:pPr>
+            <w:r>
+              <w:rPr/>
+              <w:t>Anita Johan (Managing Director)</w:t>
+            </w:r>
+          </w:p>
+        </w:tc>
+      </w:tr>
+      <w:tr>
+        <w:trPr/>
+        <w:tc>
+          <w:tcPr>
+            <w:tcW w:w="995" w:type="dxa"/>
+            <w:tcBorders>
+              <w:left w:val="single" w:sz="6" w:space="0" w:color="BFC7D5"/>
+              <w:bottom w:val="single" w:sz="2" w:space="0" w:color="BFC7D5"/>
+              <w:right w:val="single" w:sz="6" w:space="0" w:color="BFC7D5"/>
+            </w:tcBorders>
+            <w:vAlign w:val="center"/>
+          </w:tcPr>
+          <w:p>
+            <w:pPr>
+              <w:pStyle w:val="TableContents"/>
+              <w:bidi w:val="0"/>
+              <w:spacing w:before="0" w:after="283"/>
+              <w:jc w:val="left"/>
+              <w:rPr/>
+            </w:pPr>
+            <w:r>
+              <w:rPr/>
+              <w:t>Approval date</w:t>
+            </w:r>
+          </w:p>
+        </w:tc>
+        <w:tc>
+          <w:tcPr>
+            <w:tcW w:w="1341" w:type="dxa"/>
+            <w:tcBorders>
+              <w:left w:val="single" w:sz="2" w:space="0" w:color="BFC7D5"/>
+              <w:bottom w:val="single" w:sz="2" w:space="0" w:color="BFC7D5"/>
+              <w:right w:val="single" w:sz="6" w:space="0" w:color="BFC7D5"/>
+            </w:tcBorders>
+            <w:vAlign w:val="center"/>
+          </w:tcPr>
+          <w:p>
+            <w:pPr>
+              <w:pStyle w:val="TableContents"/>
+              <w:bidi w:val="0"/>
+              <w:spacing w:before="0" w:after="283"/>
+              <w:jc w:val="left"/>
+              <w:rPr/>
+            </w:pPr>
+            <w:r>
+              <w:rPr/>
+              <w:t>2026-10-07</w:t>
+            </w:r>
+          </w:p>
+        </w:tc>
+      </w:tr>
+      <w:tr>
+        <w:trPr/>
+        <w:tc>
+          <w:tcPr>
+            <w:tcW w:w="995" w:type="dxa"/>
+            <w:tcBorders>
+              <w:left w:val="single" w:sz="6" w:space="0" w:color="BFC7D5"/>
+              <w:bottom w:val="single" w:sz="2" w:space="0" w:color="BFC7D5"/>
+              <w:right w:val="single" w:sz="6" w:space="0" w:color="BFC7D5"/>
+            </w:tcBorders>
+            <w:vAlign w:val="center"/>
+          </w:tcPr>
+          <w:p>
+            <w:pPr>
+              <w:pStyle w:val="TableContents"/>
+              <w:bidi w:val="0"/>
+              <w:spacing w:before="0" w:after="283"/>
+              <w:jc w:val="left"/>
+              <w:rPr/>
+            </w:pPr>
+            <w:r>
+              <w:rPr/>
+              <w:t>Next review</w:t>
+            </w:r>
+          </w:p>
+        </w:tc>
+        <w:tc>
+          <w:tcPr>
+            <w:tcW w:w="1341" w:type="dxa"/>
+            <w:tcBorders>
+              <w:left w:val="single" w:sz="2" w:space="0" w:color="BFC7D5"/>
+              <w:bottom w:val="single" w:sz="2" w:space="0" w:color="BFC7D5"/>
+              <w:right w:val="single" w:sz="6" w:space="0" w:color="BFC7D5"/>
+            </w:tcBorders>
+            <w:vAlign w:val="center"/>
+          </w:tcPr>
+          <w:p>
+            <w:pPr>
+              <w:pStyle w:val="TableContents"/>
+              <w:bidi w:val="0"/>
+              <w:spacing w:before="0" w:after="283"/>
+              <w:jc w:val="left"/>
+              <w:rPr/>
+            </w:pPr>
+            <w:r>
+              <w:rPr/>
+              <w:t>Annually, and on any significant change to the organisation or its services</w:t>
+            </w:r>
+          </w:p>
+        </w:tc>
+      </w:tr>
+      <w:tr>
+        <w:trPr/>
+        <w:tc>
+          <w:tcPr>
+            <w:tcW w:w="995" w:type="dxa"/>
+            <w:tcBorders>
+              <w:left w:val="single" w:sz="6" w:space="0" w:color="BFC7D5"/>
+              <w:bottom w:val="single" w:sz="2" w:space="0" w:color="BFC7D5"/>
+              <w:right w:val="single" w:sz="6" w:space="0" w:color="BFC7D5"/>
+            </w:tcBorders>
+            <w:vAlign w:val="center"/>
+          </w:tcPr>
+          <w:p>
+            <w:pPr>
+              <w:pStyle w:val="TableContents"/>
+              <w:bidi w:val="0"/>
+              <w:spacing w:before="0" w:after="283"/>
+              <w:jc w:val="left"/>
+              <w:rPr/>
+            </w:pPr>
+            <w:r>
+              <w:rPr/>
+              <w:t>ISO 9001:2015 clauses</w:t>
+            </w:r>
+          </w:p>
+        </w:tc>
+        <w:tc>
+          <w:tcPr>
+            <w:tcW w:w="1341" w:type="dxa"/>
+            <w:tcBorders>
+              <w:left w:val="single" w:sz="2" w:space="0" w:color="BFC7D5"/>
+              <w:bottom w:val="single" w:sz="2" w:space="0" w:color="BFC7D5"/>
+              <w:right w:val="single" w:sz="6" w:space="0" w:color="BFC7D5"/>
+            </w:tcBorders>
+            <w:vAlign w:val="center"/>
+          </w:tcPr>
+          <w:p>
+            <w:pPr>
+              <w:pStyle w:val="TableContents"/>
+              <w:bidi w:val="0"/>
+              <w:spacing w:before="0" w:after="283"/>
+              <w:jc w:val="left"/>
+              <w:rPr/>
+            </w:pPr>
+            <w:r>
+              <w:rPr/>
+              <w:t>5.2.1, 5.2.2</w:t>
+            </w:r>
+          </w:p>
+        </w:tc>
+      </w:tr>
+      <w:tr>
+        <w:trPr/>
+        <w:tc>
+          <w:tcPr>
+            <w:tcW w:w="995" w:type="dxa"/>
+            <w:tcBorders>
+              <w:left w:val="single" w:sz="6" w:space="0" w:color="BFC7D5"/>
+              <w:bottom w:val="single" w:sz="2" w:space="0" w:color="BFC7D5"/>
+              <w:right w:val="single" w:sz="6" w:space="0" w:color="BFC7D5"/>
+            </w:tcBorders>
+            <w:vAlign w:val="center"/>
+          </w:tcPr>
+          <w:p>
+            <w:pPr>
+              <w:pStyle w:val="TableContents"/>
+              <w:bidi w:val="0"/>
+              <w:spacing w:before="0" w:after="283"/>
+              <w:jc w:val="left"/>
+              <w:rPr/>
+            </w:pPr>
+            <w:r>
+              <w:rPr/>
+              <w:t>Prepared by</w:t>
+            </w:r>
+          </w:p>
+        </w:tc>
+        <w:tc>
+          <w:tcPr>
+            <w:tcW w:w="1341" w:type="dxa"/>
+            <w:tcBorders>
+              <w:left w:val="single" w:sz="2" w:space="0" w:color="BFC7D5"/>
+              <w:bottom w:val="single" w:sz="2" w:space="0" w:color="BFC7D5"/>
+              <w:right w:val="single" w:sz="6" w:space="0" w:color="BFC7D5"/>
+            </w:tcBorders>
+            <w:vAlign w:val="center"/>
+          </w:tcPr>
+          <w:p>
+            <w:pPr>
+              <w:pStyle w:val="TableContents"/>
+              <w:bidi w:val="0"/>
+              <w:spacing w:before="0" w:after="283"/>
+              <w:jc w:val="left"/>
+              <w:rPr/>
+            </w:pPr>
+            <w:r>
+              <w:rPr/>
+              <w:t>Richard Watson Stephen Amudha (Lead Engineer) — 2026-10-07</w:t>
+            </w:r>
+          </w:p>
+        </w:tc>
+      </w:tr>
+      <w:tr>
+        <w:trPr/>
+        <w:tc>
+          <w:tcPr>
+            <w:tcW w:w="995" w:type="dxa"/>
+            <w:tcBorders>
+              <w:left w:val="single" w:sz="6" w:space="0" w:color="BFC7D5"/>
+              <w:bottom w:val="single" w:sz="2" w:space="0" w:color="BFC7D5"/>
+              <w:right w:val="single" w:sz="6" w:space="0" w:color="BFC7D5"/>
+            </w:tcBorders>
+            <w:vAlign w:val="center"/>
+          </w:tcPr>
+          <w:p>
+            <w:pPr>
+              <w:pStyle w:val="TableContents"/>
+              <w:bidi w:val="0"/>
+              <w:spacing w:before="0" w:after="283"/>
+              <w:jc w:val="left"/>
+              <w:rPr/>
+            </w:pPr>
+            <w:r>
+              <w:rPr/>
+              <w:t>Reviewed by</w:t>
+            </w:r>
+          </w:p>
+        </w:tc>
+        <w:tc>
+          <w:tcPr>
+            <w:tcW w:w="1341" w:type="dxa"/>
+            <w:tcBorders>
+              <w:left w:val="single" w:sz="2" w:space="0" w:color="BFC7D5"/>
+              <w:bottom w:val="single" w:sz="2" w:space="0" w:color="BFC7D5"/>
+              <w:right w:val="single" w:sz="6" w:space="0" w:color="BFC7D5"/>
+            </w:tcBorders>
+            <w:vAlign w:val="center"/>
+          </w:tcPr>
+          <w:p>
+            <w:pPr>
+              <w:pStyle w:val="TableContents"/>
+              <w:bidi w:val="0"/>
+              <w:spacing w:before="0" w:after="283"/>
+              <w:jc w:val="left"/>
+              <w:rPr/>
+            </w:pPr>
+            <w:r>
+              <w:rPr/>
+              <w:t>Alexander Peter (EchoMind Project Lead) — 2026-10-07</w:t>
+            </w:r>
+          </w:p>
+        </w:tc>
+      </w:tr>
+      <w:tr>
+        <w:trPr/>
+        <w:tc>
+          <w:tcPr>
+            <w:tcW w:w="995" w:type="dxa"/>
+            <w:tcBorders>
+              <w:left w:val="single" w:sz="6" w:space="0" w:color="BFC7D5"/>
+              <w:bottom w:val="single" w:sz="2" w:space="0" w:color="BFC7D5"/>
+              <w:right w:val="single" w:sz="6" w:space="0" w:color="BFC7D5"/>
+            </w:tcBorders>
+            <w:vAlign w:val="center"/>
+          </w:tcPr>
+          <w:p>
+            <w:pPr>
+              <w:pStyle w:val="TableContents"/>
+              <w:bidi w:val="0"/>
+              <w:spacing w:before="0" w:after="283"/>
+              <w:jc w:val="left"/>
+              <w:rPr/>
+            </w:pPr>
+            <w:r>
+              <w:rPr/>
+              <w:t>Quality assurance</w:t>
+            </w:r>
+          </w:p>
+        </w:tc>
+        <w:tc>
+          <w:tcPr>
+            <w:tcW w:w="1341" w:type="dxa"/>
+            <w:tcBorders>
+              <w:left w:val="single" w:sz="2" w:space="0" w:color="BFC7D5"/>
+              <w:bottom w:val="single" w:sz="2" w:space="0" w:color="BFC7D5"/>
+              <w:right w:val="single" w:sz="6" w:space="0" w:color="BFC7D5"/>
+            </w:tcBorders>
+            <w:vAlign w:val="center"/>
+          </w:tcPr>
+          <w:p>
+            <w:pPr>
+              <w:pStyle w:val="TableContents"/>
+              <w:bidi w:val="0"/>
+              <w:spacing w:before="0" w:after="283"/>
+              <w:jc w:val="left"/>
+              <w:rPr/>
+            </w:pPr>
+            <w:r>
+              <w:rPr/>
+              <w:t>Sheryl Nazareth (QA / MR) — 2026-10-07</w:t>
+            </w:r>
+          </w:p>
+        </w:tc>
+      </w:tr>
+      <w:tr>
+        <w:trPr/>
+        <w:tc>
+          <w:tcPr>
+            <w:tcW w:w="995" w:type="dxa"/>
+            <w:tcBorders>
+              <w:left w:val="single" w:sz="6" w:space="0" w:color="BFC7D5"/>
+              <w:bottom w:val="single" w:sz="6" w:space="0" w:color="BFC7D5"/>
+              <w:right w:val="single" w:sz="6" w:space="0" w:color="BFC7D5"/>
+            </w:tcBorders>
+            <w:vAlign w:val="center"/>
+          </w:tcPr>
+          <w:p>
+            <w:pPr>
+              <w:pStyle w:val="TableContents"/>
+              <w:bidi w:val="0"/>
+              <w:spacing w:before="0" w:after="283"/>
+              <w:jc w:val="left"/>
+              <w:rPr/>
+            </w:pPr>
+            <w:r>
+              <w:rPr/>
+              <w:t>Approval record</w:t>
+            </w:r>
+          </w:p>
+        </w:tc>
+        <w:tc>
+          <w:tcPr>
+            <w:tcW w:w="1341" w:type="dxa"/>
+            <w:tcBorders>
+              <w:left w:val="single" w:sz="2" w:space="0" w:color="BFC7D5"/>
+              <w:bottom w:val="single" w:sz="6" w:space="0" w:color="BFC7D5"/>
+              <w:right w:val="single" w:sz="6" w:space="0" w:color="BFC7D5"/>
+            </w:tcBorders>
             <w:vAlign w:val="center"/>
           </w:tcPr>
           <w:p>
@@ -299,142 +708,7 @@
               <w:rPr>
                 <w:rStyle w:val="SourceText"/>
               </w:rPr>
-              <w:t>________________________</w:t>
-            </w:r>
-            <w:r>
-              <w:rPr/>
-              <w:t xml:space="preserve"> (name, role)</w:t>
-            </w:r>
-          </w:p>
-        </w:tc>
-      </w:tr>
-      <w:tr>
-        <w:trPr/>
-        <w:tc>
-          <w:tcPr>
-            <w:tcW w:w="961" w:type="dxa"/>
-            <w:tcBorders/>
-            <w:vAlign w:val="center"/>
-          </w:tcPr>
-          <w:p>
-            <w:pPr>
-              <w:pStyle w:val="TableContents"/>
-              <w:bidi w:val="0"/>
-              <w:spacing w:before="0" w:after="283"/>
-              <w:jc w:val="left"/>
-              <w:rPr/>
-            </w:pPr>
-            <w:r>
-              <w:rPr/>
-              <w:t>Approval date</w:t>
-            </w:r>
-          </w:p>
-        </w:tc>
-        <w:tc>
-          <w:tcPr>
-            <w:tcW w:w="2746" w:type="dxa"/>
-            <w:tcBorders/>
-            <w:vAlign w:val="center"/>
-          </w:tcPr>
-          <w:p>
-            <w:pPr>
-              <w:pStyle w:val="TableContents"/>
-              <w:bidi w:val="0"/>
-              <w:spacing w:before="0" w:after="283"/>
-              <w:jc w:val="left"/>
-              <w:rPr/>
-            </w:pPr>
-            <w:r>
-              <w:rPr>
-                <w:rStyle w:val="SourceText"/>
-              </w:rPr>
-              <w:t>____ / ____ / ________</w:t>
-            </w:r>
-          </w:p>
-        </w:tc>
-      </w:tr>
-      <w:tr>
-        <w:trPr/>
-        <w:tc>
-          <w:tcPr>
-            <w:tcW w:w="961" w:type="dxa"/>
-            <w:tcBorders/>
-            <w:vAlign w:val="center"/>
-          </w:tcPr>
-          <w:p>
-            <w:pPr>
-              <w:pStyle w:val="TableContents"/>
-              <w:bidi w:val="0"/>
-              <w:spacing w:before="0" w:after="283"/>
-              <w:jc w:val="left"/>
-              <w:rPr/>
-            </w:pPr>
-            <w:r>
-              <w:rPr/>
-              <w:t>Next review</w:t>
-            </w:r>
-          </w:p>
-        </w:tc>
-        <w:tc>
-          <w:tcPr>
-            <w:tcW w:w="2746" w:type="dxa"/>
-            <w:tcBorders/>
-            <w:vAlign w:val="center"/>
-          </w:tcPr>
-          <w:p>
-            <w:pPr>
-              <w:pStyle w:val="TableContents"/>
-              <w:bidi w:val="0"/>
-              <w:spacing w:before="0" w:after="283"/>
-              <w:jc w:val="left"/>
-              <w:rPr/>
-            </w:pPr>
-            <w:r>
-              <w:rPr/>
-              <w:t>Annually, and on any significant change to the organisation or its services</w:t>
-            </w:r>
-          </w:p>
-        </w:tc>
-      </w:tr>
-      <w:tr>
-        <w:trPr/>
-        <w:tc>
-          <w:tcPr>
-            <w:tcW w:w="961" w:type="dxa"/>
-            <w:tcBorders/>
-            <w:vAlign w:val="center"/>
-          </w:tcPr>
-          <w:p>
-            <w:pPr>
-              <w:pStyle w:val="TableContents"/>
-              <w:bidi w:val="0"/>
-              <w:spacing w:before="0" w:after="283"/>
-              <w:jc w:val="left"/>
-              <w:rPr/>
-            </w:pPr>
-            <w:r>
-              <w:rPr/>
-              <w:t>ISO 9001:2015 clauses</w:t>
-            </w:r>
-          </w:p>
-        </w:tc>
-        <w:tc>
-          <w:tcPr>
-            <w:tcW w:w="2746" w:type="dxa"/>
-            <w:tcBorders/>
-            <w:vAlign w:val="center"/>
-          </w:tcPr>
-          <w:p>
-            <w:pPr>
-              <w:pStyle w:val="TableContents"/>
-              <w:bidi w:val="0"/>
-              <w:spacing w:before="0" w:after="283"/>
-              <w:jc w:val="left"/>
-              <w:rPr/>
-            </w:pPr>
-            <w:r>
-              <w:rPr/>
-              <w:t>5.2.1, 5.2.2</w:t>
+              <w:t>records/approvals/2026-10-07_AR-2026-001_document_approval.md</w:t>
             </w:r>
           </w:p>
         </w:tc>
@@ -839,20 +1113,20 @@
     </w:p>
     <w:tbl>
       <w:tblPr>
-        <w:tblW w:w="3557" w:type="dxa"/>
-        <w:jc w:val="left"/>
-        <w:tblInd w:w="0" w:type="dxa"/>
+        <w:tblW w:w="5000" w:type="pct"/>
+        <w:jc w:val="left"/>
+        <w:tblInd w:w="-7" w:type="dxa"/>
         <w:tblLayout w:type="fixed"/>
         <w:tblCellMar>
-          <w:top w:w="28" w:type="dxa"/>
-          <w:left w:w="28" w:type="dxa"/>
-          <w:bottom w:w="28" w:type="dxa"/>
-          <w:right w:w="28" w:type="dxa"/>
+          <w:top w:w="60" w:type="dxa"/>
+          <w:left w:w="60" w:type="dxa"/>
+          <w:bottom w:w="60" w:type="dxa"/>
+          <w:right w:w="60" w:type="dxa"/>
         </w:tblCellMar>
       </w:tblPr>
       <w:tblGrid>
-        <w:gridCol w:w="886"/>
-        <w:gridCol w:w="2671"/>
+        <w:gridCol w:w="919"/>
+        <w:gridCol w:w="1417"/>
       </w:tblGrid>
       <w:tr>
         <w:trPr>
@@ -860,8 +1134,14 @@
         </w:trPr>
         <w:tc>
           <w:tcPr>
-            <w:tcW w:w="886" w:type="dxa"/>
-            <w:tcBorders/>
+            <w:tcW w:w="919" w:type="dxa"/>
+            <w:tcBorders>
+              <w:top w:val="single" w:sz="6" w:space="0" w:color="BFC7D5"/>
+              <w:left w:val="single" w:sz="6" w:space="0" w:color="BFC7D5"/>
+              <w:bottom w:val="single" w:sz="2" w:space="0" w:color="BFC7D5"/>
+              <w:right w:val="single" w:sz="6" w:space="0" w:color="BFC7D5"/>
+            </w:tcBorders>
+            <w:shd w:fill="1F3A5F" w:val="clear"/>
             <w:vAlign w:val="center"/>
           </w:tcPr>
           <w:p>
@@ -884,8 +1164,14 @@
         </w:tc>
         <w:tc>
           <w:tcPr>
-            <w:tcW w:w="2671" w:type="dxa"/>
-            <w:tcBorders/>
+            <w:tcW w:w="1417" w:type="dxa"/>
+            <w:tcBorders>
+              <w:top w:val="single" w:sz="6" w:space="0" w:color="BFC7D5"/>
+              <w:left w:val="single" w:sz="2" w:space="0" w:color="BFC7D5"/>
+              <w:bottom w:val="single" w:sz="2" w:space="0" w:color="BFC7D5"/>
+              <w:right w:val="single" w:sz="6" w:space="0" w:color="BFC7D5"/>
+            </w:tcBorders>
+            <w:shd w:fill="1F3A5F" w:val="clear"/>
             <w:vAlign w:val="center"/>
           </w:tcPr>
           <w:p>
@@ -911,8 +1197,12 @@
         <w:trPr/>
         <w:tc>
           <w:tcPr>
-            <w:tcW w:w="886" w:type="dxa"/>
-            <w:tcBorders/>
+            <w:tcW w:w="919" w:type="dxa"/>
+            <w:tcBorders>
+              <w:left w:val="single" w:sz="6" w:space="0" w:color="BFC7D5"/>
+              <w:bottom w:val="single" w:sz="2" w:space="0" w:color="BFC7D5"/>
+              <w:right w:val="single" w:sz="6" w:space="0" w:color="BFC7D5"/>
+            </w:tcBorders>
             <w:vAlign w:val="center"/>
           </w:tcPr>
           <w:p>
@@ -931,23 +1221,133 @@
         </w:tc>
         <w:tc>
           <w:tcPr>
-            <w:tcW w:w="2671" w:type="dxa"/>
-            <w:tcBorders/>
-            <w:vAlign w:val="center"/>
-          </w:tcPr>
-          <w:p>
-            <w:pPr>
-              <w:pStyle w:val="TableContents"/>
-              <w:bidi w:val="0"/>
-              <w:spacing w:before="0" w:after="283"/>
-              <w:jc w:val="left"/>
-              <w:rPr/>
-            </w:pPr>
+            <w:tcW w:w="1417" w:type="dxa"/>
+            <w:tcBorders>
+              <w:left w:val="single" w:sz="2" w:space="0" w:color="BFC7D5"/>
+              <w:bottom w:val="single" w:sz="2" w:space="0" w:color="BFC7D5"/>
+              <w:right w:val="single" w:sz="6" w:space="0" w:color="BFC7D5"/>
+            </w:tcBorders>
+            <w:vAlign w:val="center"/>
+          </w:tcPr>
+          <w:p>
+            <w:pPr>
+              <w:pStyle w:val="TableContents"/>
+              <w:bidi w:val="0"/>
+              <w:spacing w:before="0" w:after="283"/>
+              <w:jc w:val="left"/>
+              <w:rPr/>
+            </w:pPr>
+            <w:r>
+              <w:rPr/>
+              <w:t>Anita Johan</w:t>
+            </w:r>
+          </w:p>
+        </w:tc>
+      </w:tr>
+      <w:tr>
+        <w:trPr/>
+        <w:tc>
+          <w:tcPr>
+            <w:tcW w:w="919" w:type="dxa"/>
+            <w:tcBorders>
+              <w:left w:val="single" w:sz="6" w:space="0" w:color="BFC7D5"/>
+              <w:bottom w:val="single" w:sz="2" w:space="0" w:color="BFC7D5"/>
+              <w:right w:val="single" w:sz="6" w:space="0" w:color="BFC7D5"/>
+            </w:tcBorders>
+            <w:vAlign w:val="center"/>
+          </w:tcPr>
+          <w:p>
+            <w:pPr>
+              <w:pStyle w:val="TableContents"/>
+              <w:bidi w:val="0"/>
+              <w:spacing w:before="0" w:after="283"/>
+              <w:jc w:val="left"/>
+              <w:rPr/>
+            </w:pPr>
+            <w:r>
+              <w:rPr/>
+              <w:t>Role</w:t>
+            </w:r>
+          </w:p>
+        </w:tc>
+        <w:tc>
+          <w:tcPr>
+            <w:tcW w:w="1417" w:type="dxa"/>
+            <w:tcBorders>
+              <w:left w:val="single" w:sz="2" w:space="0" w:color="BFC7D5"/>
+              <w:bottom w:val="single" w:sz="2" w:space="0" w:color="BFC7D5"/>
+              <w:right w:val="single" w:sz="6" w:space="0" w:color="BFC7D5"/>
+            </w:tcBorders>
+            <w:vAlign w:val="center"/>
+          </w:tcPr>
+          <w:p>
+            <w:pPr>
+              <w:pStyle w:val="TableContents"/>
+              <w:bidi w:val="0"/>
+              <w:spacing w:before="0" w:after="283"/>
+              <w:jc w:val="left"/>
+              <w:rPr/>
+            </w:pPr>
+            <w:r>
+              <w:rPr/>
+              <w:t>Managing Director, AJACE Inc.</w:t>
+            </w:r>
+          </w:p>
+        </w:tc>
+      </w:tr>
+      <w:tr>
+        <w:trPr/>
+        <w:tc>
+          <w:tcPr>
+            <w:tcW w:w="919" w:type="dxa"/>
+            <w:tcBorders>
+              <w:left w:val="single" w:sz="6" w:space="0" w:color="BFC7D5"/>
+              <w:bottom w:val="single" w:sz="2" w:space="0" w:color="BFC7D5"/>
+              <w:right w:val="single" w:sz="6" w:space="0" w:color="BFC7D5"/>
+            </w:tcBorders>
+            <w:vAlign w:val="center"/>
+          </w:tcPr>
+          <w:p>
+            <w:pPr>
+              <w:pStyle w:val="TableContents"/>
+              <w:bidi w:val="0"/>
+              <w:spacing w:before="0" w:after="283"/>
+              <w:jc w:val="left"/>
+              <w:rPr/>
+            </w:pPr>
+            <w:r>
+              <w:rPr/>
+              <w:t>Signature</w:t>
+            </w:r>
+          </w:p>
+        </w:tc>
+        <w:tc>
+          <w:tcPr>
+            <w:tcW w:w="1417" w:type="dxa"/>
+            <w:tcBorders>
+              <w:left w:val="single" w:sz="2" w:space="0" w:color="BFC7D5"/>
+              <w:bottom w:val="single" w:sz="2" w:space="0" w:color="BFC7D5"/>
+              <w:right w:val="single" w:sz="6" w:space="0" w:color="BFC7D5"/>
+            </w:tcBorders>
+            <w:vAlign w:val="center"/>
+          </w:tcPr>
+          <w:p>
+            <w:pPr>
+              <w:pStyle w:val="TableContents"/>
+              <w:bidi w:val="0"/>
+              <w:spacing w:before="0" w:after="283"/>
+              <w:jc w:val="left"/>
+              <w:rPr/>
+            </w:pPr>
+            <w:r>
+              <w:rPr/>
+              <w:t xml:space="preserve">Approved — </w:t>
+            </w:r>
             <w:r>
               <w:rPr>
                 <w:rStyle w:val="SourceText"/>
               </w:rPr>
-              <w:t>________________________</w:t>
+              <w:t>records/approvals/2026-10-07_AR-2026-001_document_approval.md</w:t>
             </w:r>
           </w:p>
         </w:tc>
@@ -956,98 +1356,12 @@
         <w:trPr/>
         <w:tc>
           <w:tcPr>
-            <w:tcW w:w="886" w:type="dxa"/>
-            <w:tcBorders/>
-            <w:vAlign w:val="center"/>
-          </w:tcPr>
-          <w:p>
-            <w:pPr>
-              <w:pStyle w:val="TableContents"/>
-              <w:bidi w:val="0"/>
-              <w:spacing w:before="0" w:after="283"/>
-              <w:jc w:val="left"/>
-              <w:rPr/>
-            </w:pPr>
-            <w:r>
-              <w:rPr/>
-              <w:t>Role</w:t>
-            </w:r>
-          </w:p>
-        </w:tc>
-        <w:tc>
-          <w:tcPr>
-            <w:tcW w:w="2671" w:type="dxa"/>
-            <w:tcBorders/>
-            <w:vAlign w:val="center"/>
-          </w:tcPr>
-          <w:p>
-            <w:pPr>
-              <w:pStyle w:val="TableContents"/>
-              <w:bidi w:val="0"/>
-              <w:spacing w:before="0" w:after="283"/>
-              <w:jc w:val="left"/>
-              <w:rPr/>
-            </w:pPr>
-            <w:r>
-              <w:rPr>
-                <w:rStyle w:val="SourceText"/>
-              </w:rPr>
-              <w:t>________________________</w:t>
-            </w:r>
-          </w:p>
-        </w:tc>
-      </w:tr>
-      <w:tr>
-        <w:trPr/>
-        <w:tc>
-          <w:tcPr>
-            <w:tcW w:w="886" w:type="dxa"/>
-            <w:tcBorders/>
-            <w:vAlign w:val="center"/>
-          </w:tcPr>
-          <w:p>
-            <w:pPr>
-              <w:pStyle w:val="TableContents"/>
-              <w:bidi w:val="0"/>
-              <w:spacing w:before="0" w:after="283"/>
-              <w:jc w:val="left"/>
-              <w:rPr/>
-            </w:pPr>
-            <w:r>
-              <w:rPr/>
-              <w:t>Signature</w:t>
-            </w:r>
-          </w:p>
-        </w:tc>
-        <w:tc>
-          <w:tcPr>
-            <w:tcW w:w="2671" w:type="dxa"/>
-            <w:tcBorders/>
-            <w:vAlign w:val="center"/>
-          </w:tcPr>
-          <w:p>
-            <w:pPr>
-              <w:pStyle w:val="TableContents"/>
-              <w:bidi w:val="0"/>
-              <w:spacing w:before="0" w:after="283"/>
-              <w:jc w:val="left"/>
-              <w:rPr/>
-            </w:pPr>
-            <w:r>
-              <w:rPr>
-                <w:rStyle w:val="SourceText"/>
-              </w:rPr>
-              <w:t>________________________</w:t>
-            </w:r>
-          </w:p>
-        </w:tc>
-      </w:tr>
-      <w:tr>
-        <w:trPr/>
-        <w:tc>
-          <w:tcPr>
-            <w:tcW w:w="886" w:type="dxa"/>
-            <w:tcBorders/>
+            <w:tcW w:w="919" w:type="dxa"/>
+            <w:tcBorders>
+              <w:left w:val="single" w:sz="6" w:space="0" w:color="BFC7D5"/>
+              <w:bottom w:val="single" w:sz="6" w:space="0" w:color="BFC7D5"/>
+              <w:right w:val="single" w:sz="6" w:space="0" w:color="BFC7D5"/>
+            </w:tcBorders>
             <w:vAlign w:val="center"/>
           </w:tcPr>
           <w:p>
@@ -1066,23 +1380,25 @@
         </w:tc>
         <w:tc>
           <w:tcPr>
-            <w:tcW w:w="2671" w:type="dxa"/>
-            <w:tcBorders/>
-            <w:vAlign w:val="center"/>
-          </w:tcPr>
-          <w:p>
-            <w:pPr>
-              <w:pStyle w:val="TableContents"/>
-              <w:bidi w:val="0"/>
-              <w:spacing w:before="0" w:after="283"/>
-              <w:jc w:val="left"/>
-              <w:rPr/>
-            </w:pPr>
-            <w:r>
-              <w:rPr>
-                <w:rStyle w:val="SourceText"/>
-              </w:rPr>
-              <w:t>____ / ____ / ________</w:t>
+            <w:tcW w:w="1417" w:type="dxa"/>
+            <w:tcBorders>
+              <w:left w:val="single" w:sz="2" w:space="0" w:color="BFC7D5"/>
+              <w:bottom w:val="single" w:sz="6" w:space="0" w:color="BFC7D5"/>
+              <w:right w:val="single" w:sz="6" w:space="0" w:color="BFC7D5"/>
+            </w:tcBorders>
+            <w:vAlign w:val="center"/>
+          </w:tcPr>
+          <w:p>
+            <w:pPr>
+              <w:pStyle w:val="TableContents"/>
+              <w:bidi w:val="0"/>
+              <w:spacing w:before="0" w:after="283"/>
+              <w:jc w:val="left"/>
+              <w:rPr/>
+            </w:pPr>
+            <w:r>
+              <w:rPr/>
+              <w:t>2026-10-07</w:t>
             </w:r>
           </w:p>
         </w:tc>
